--- a/docs/08_change_management/CR-015/CR-015.docx
+++ b/docs/08_change_management/CR-015/CR-015.docx
@@ -7,10 +7,7 @@
         <w:pStyle w:val="Heading1"/>
       </w:pPr>
       <w:r>
-        <w:t>CR-015</w:t>
-      </w:r>
-      <w:r>
-        <w:t>:</w:t>
+        <w:t>CR-015:</w:t>
       </w:r>
       <w:r>
         <w:rPr>
@@ -19,61 +16,7 @@
         <w:t xml:space="preserve"> </w:t>
       </w:r>
       <w:r>
-        <w:t>Client-Side</w:t>
-      </w:r>
-      <w:r>
-        <w:rPr>
-          <w:spacing w:val="-5"/>
-        </w:rPr>
-        <w:t xml:space="preserve"> </w:t>
-      </w:r>
-      <w:r>
-        <w:t>Search</w:t>
-      </w:r>
-      <w:r>
-        <w:rPr>
-          <w:spacing w:val="-6"/>
-        </w:rPr>
-        <w:t xml:space="preserve"> </w:t>
-      </w:r>
-      <w:r>
-        <w:t>and</w:t>
-      </w:r>
-      <w:r>
-        <w:rPr>
-          <w:spacing w:val="-6"/>
-        </w:rPr>
-        <w:t xml:space="preserve"> </w:t>
-      </w:r>
-      <w:r>
-        <w:t>Filtering</w:t>
-      </w:r>
-      <w:r>
-        <w:rPr>
-          <w:spacing w:val="-6"/>
-        </w:rPr>
-        <w:t xml:space="preserve"> </w:t>
-      </w:r>
-      <w:r>
-        <w:t>of</w:t>
-      </w:r>
-      <w:r>
-        <w:rPr>
-          <w:spacing w:val="-7"/>
-        </w:rPr>
-        <w:t xml:space="preserve"> </w:t>
-      </w:r>
-      <w:r>
-        <w:t>the</w:t>
-      </w:r>
-      <w:r>
-        <w:rPr>
-          <w:spacing w:val="-5"/>
-        </w:rPr>
-        <w:t xml:space="preserve"> </w:t>
-      </w:r>
-      <w:r>
-        <w:t>Admin Student List</w:t>
+        <w:t>Student Records Export to CSV</w:t>
       </w:r>
     </w:p>
     <w:p>
@@ -422,10 +365,7 @@
         <w:ind w:left="292" w:hanging="269"/>
       </w:pPr>
       <w:r>
-        <w:t>C</w:t>
-      </w:r>
-      <w:r>
-        <w:t>urrent</w:t>
+        <w:t>Current</w:t>
       </w:r>
       <w:r>
         <w:rPr>
@@ -600,10 +540,7 @@
         <w:ind w:left="292" w:hanging="34"/>
       </w:pPr>
       <w:r>
-        <w:t>R</w:t>
-      </w:r>
-      <w:r>
-        <w:t>equested</w:t>
+        <w:t>Requested</w:t>
       </w:r>
       <w:r>
         <w:rPr>
@@ -955,13 +892,7 @@
           <w:spacing w:val="-2"/>
         </w:rPr>
         <w:lastRenderedPageBreak/>
-        <w:t>S</w:t>
-      </w:r>
-      <w:r>
-        <w:rPr>
-          <w:spacing w:val="-2"/>
-        </w:rPr>
-        <w:t>cope</w:t>
+        <w:t>Scope</w:t>
       </w:r>
     </w:p>
     <w:p>
@@ -1262,10 +1193,7 @@
         <w:pStyle w:val="Heading3"/>
       </w:pPr>
       <w:r>
-        <w:t>O</w:t>
-      </w:r>
-      <w:r>
-        <w:t>ut</w:t>
+        <w:t>Out</w:t>
       </w:r>
       <w:r>
         <w:rPr>
@@ -1494,10 +1422,7 @@
       </w:pPr>
       <w:r>
         <w:lastRenderedPageBreak/>
-        <w:t>E</w:t>
-      </w:r>
-      <w:r>
-        <w:t>xpected</w:t>
+        <w:t>Expected</w:t>
       </w:r>
       <w:r>
         <w:rPr>
@@ -2121,10 +2046,7 @@
       </w:pPr>
       <w:r>
         <w:lastRenderedPageBreak/>
-        <w:t>A</w:t>
-      </w:r>
-      <w:r>
-        <w:t>cceptance</w:t>
+        <w:t>Acceptance</w:t>
       </w:r>
       <w:r>
         <w:rPr>
@@ -2518,10 +2440,7 @@
         <w:ind w:left="292" w:hanging="269"/>
       </w:pPr>
       <w:r>
-        <w:t>E</w:t>
-      </w:r>
-      <w:r>
-        <w:t>xpected</w:t>
+        <w:t>Expected</w:t>
       </w:r>
       <w:r>
         <w:rPr>
@@ -4628,6 +4547,7 @@
   <w:style w:type="character" w:default="1" w:styleId="DefaultParagraphFont">
     <w:name w:val="Default Paragraph Font"/>
     <w:uiPriority w:val="1"/>
+    <w:semiHidden/>
     <w:unhideWhenUsed/>
   </w:style>
   <w:style w:type="table" w:default="1" w:styleId="TableNormal">
